--- a/docs/guides/crew/crew-memory-and-obsidian.docx
+++ b/docs/guides/crew/crew-memory-and-obsidian.docx
@@ -686,8 +686,8 @@
         </w:tblCellMar>
       </w:tblPr>
       <w:tblGrid>
-        <w:gridCol w:w="1801"/>
-        <w:gridCol w:w="3347"/>
+        <w:gridCol w:w="1731"/>
+        <w:gridCol w:w="3417"/>
       </w:tblGrid>
       <w:tr>
         <w:trPr>
@@ -695,7 +695,7 @@
         </w:trPr>
         <w:tc>
           <w:tcPr>
-            <w:tcW w:w="1801" w:type="dxa"/>
+            <w:tcW w:w="1731" w:type="dxa"/>
             <w:tcBorders/>
             <w:vAlign w:val="center"/>
           </w:tcPr>
@@ -717,7 +717,7 @@
         </w:tc>
         <w:tc>
           <w:tcPr>
-            <w:tcW w:w="3347" w:type="dxa"/>
+            <w:tcW w:w="3417" w:type="dxa"/>
             <w:tcBorders/>
             <w:vAlign w:val="center"/>
           </w:tcPr>
@@ -742,7 +742,7 @@
         <w:trPr/>
         <w:tc>
           <w:tcPr>
-            <w:tcW w:w="1801" w:type="dxa"/>
+            <w:tcW w:w="1731" w:type="dxa"/>
             <w:tcBorders/>
             <w:vAlign w:val="center"/>
           </w:tcPr>
@@ -763,7 +763,7 @@
         </w:tc>
         <w:tc>
           <w:tcPr>
-            <w:tcW w:w="3347" w:type="dxa"/>
+            <w:tcW w:w="3417" w:type="dxa"/>
             <w:tcBorders/>
             <w:vAlign w:val="center"/>
           </w:tcPr>
@@ -807,7 +807,7 @@
         <w:trPr/>
         <w:tc>
           <w:tcPr>
-            <w:tcW w:w="1801" w:type="dxa"/>
+            <w:tcW w:w="1731" w:type="dxa"/>
             <w:tcBorders/>
             <w:vAlign w:val="center"/>
           </w:tcPr>
@@ -828,7 +828,7 @@
         </w:tc>
         <w:tc>
           <w:tcPr>
-            <w:tcW w:w="3347" w:type="dxa"/>
+            <w:tcW w:w="3417" w:type="dxa"/>
             <w:tcBorders/>
             <w:vAlign w:val="center"/>
           </w:tcPr>
@@ -862,7 +862,7 @@
         <w:trPr/>
         <w:tc>
           <w:tcPr>
-            <w:tcW w:w="1801" w:type="dxa"/>
+            <w:tcW w:w="1731" w:type="dxa"/>
             <w:tcBorders/>
             <w:vAlign w:val="center"/>
           </w:tcPr>
@@ -883,7 +883,7 @@
         </w:tc>
         <w:tc>
           <w:tcPr>
-            <w:tcW w:w="3347" w:type="dxa"/>
+            <w:tcW w:w="3417" w:type="dxa"/>
             <w:tcBorders/>
             <w:vAlign w:val="center"/>
           </w:tcPr>
@@ -913,7 +913,7 @@
         <w:trPr/>
         <w:tc>
           <w:tcPr>
-            <w:tcW w:w="1801" w:type="dxa"/>
+            <w:tcW w:w="1731" w:type="dxa"/>
             <w:tcBorders/>
             <w:vAlign w:val="center"/>
           </w:tcPr>
@@ -934,7 +934,7 @@
         </w:tc>
         <w:tc>
           <w:tcPr>
-            <w:tcW w:w="3347" w:type="dxa"/>
+            <w:tcW w:w="3417" w:type="dxa"/>
             <w:tcBorders/>
             <w:vAlign w:val="center"/>
           </w:tcPr>
@@ -964,7 +964,7 @@
         <w:trPr/>
         <w:tc>
           <w:tcPr>
-            <w:tcW w:w="1801" w:type="dxa"/>
+            <w:tcW w:w="1731" w:type="dxa"/>
             <w:tcBorders/>
             <w:vAlign w:val="center"/>
           </w:tcPr>
@@ -979,13 +979,88 @@
             </w:pPr>
             <w:r>
               <w:rPr/>
+              <w:t>When another project's notes outrank this repo's</w:t>
+            </w:r>
+          </w:p>
+        </w:tc>
+        <w:tc>
+          <w:tcPr>
+            <w:tcW w:w="3417" w:type="dxa"/>
+            <w:tcBorders/>
+            <w:vAlign w:val="center"/>
+          </w:tcPr>
+          <w:p>
+            <w:pPr>
+              <w:pStyle w:val="TableContents"/>
+              <w:shd w:fill="2E3440" w:val="clear"/>
+              <w:bidi w:val="0"/>
+              <w:spacing w:before="120" w:after="120"/>
+              <w:jc w:val="left"/>
+              <w:rPr/>
+            </w:pPr>
+            <w:r>
+              <w:rPr/>
+              <w:t xml:space="preserve">crew sends the main checkout's folder name as </w:t>
+            </w:r>
+            <w:r>
+              <w:rPr>
+                <w:rStyle w:val="SourceText"/>
+              </w:rPr>
+              <w:t>--project</w:t>
+            </w:r>
+            <w:r>
+              <w:rPr/>
+              <w:t xml:space="preserve">; if your notes' </w:t>
+            </w:r>
+            <w:r>
+              <w:rPr>
+                <w:rStyle w:val="SourceText"/>
+              </w:rPr>
+              <w:t>project:</w:t>
+            </w:r>
+            <w:r>
+              <w:rPr/>
+              <w:t xml:space="preserve"> values differ, list them in the repo's </w:t>
+            </w:r>
+            <w:r>
+              <w:rPr>
+                <w:rStyle w:val="SourceText"/>
+              </w:rPr>
+              <w:t>memory.recall.projects</w:t>
+            </w:r>
+            <w:r>
+              <w:rPr/>
+              <w:t>.</w:t>
+            </w:r>
+          </w:p>
+        </w:tc>
+      </w:tr>
+      <w:tr>
+        <w:trPr/>
+        <w:tc>
+          <w:tcPr>
+            <w:tcW w:w="1731" w:type="dxa"/>
+            <w:tcBorders/>
+            <w:vAlign w:val="center"/>
+          </w:tcPr>
+          <w:p>
+            <w:pPr>
+              <w:pStyle w:val="TableContents"/>
+              <w:shd w:fill="2E3440" w:val="clear"/>
+              <w:bidi w:val="0"/>
+              <w:spacing w:before="120" w:after="120"/>
+              <w:jc w:val="left"/>
+              <w:rPr/>
+            </w:pPr>
+            <w:r>
+              <w:rPr/>
               <w:t>When the bridge misbehaves</w:t>
             </w:r>
           </w:p>
         </w:tc>
         <w:tc>
           <w:tcPr>
-            <w:tcW w:w="3347" w:type="dxa"/>
+            <w:tcW w:w="3417" w:type="dxa"/>
             <w:tcBorders/>
             <w:vAlign w:val="center"/>
           </w:tcPr>
@@ -1025,7 +1100,7 @@
         <w:trPr/>
         <w:tc>
           <w:tcPr>
-            <w:tcW w:w="1801" w:type="dxa"/>
+            <w:tcW w:w="1731" w:type="dxa"/>
             <w:tcBorders/>
             <w:vAlign w:val="center"/>
           </w:tcPr>
@@ -1046,7 +1121,7 @@
         </w:tc>
         <w:tc>
           <w:tcPr>
-            <w:tcW w:w="3347" w:type="dxa"/>
+            <w:tcW w:w="3417" w:type="dxa"/>
             <w:tcBorders/>
             <w:vAlign w:val="center"/>
           </w:tcPr>
@@ -7193,13 +7268,145 @@
       </w:pPr>
       <w:r>
         <w:rPr/>
+        <w:t xml:space="preserve">Each recall names the repo's project, so that notes of this project rank first inside each vault: </w:t>
+      </w:r>
+      <w:r>
+        <w:rPr>
+          <w:rStyle w:val="SourceText"/>
+        </w:rPr>
+        <w:t>memory.recall.projects</w:t>
+      </w:r>
+      <w:r>
+        <w:rPr/>
+        <w:t xml:space="preserve"> (a list of names, repo-only) when set, otherwise the main checkout's directory name (a linked worktree reports the main checkout's name). crew sends it as </w:t>
+      </w:r>
+      <w:r>
+        <w:rPr>
+          <w:rStyle w:val="SourceText"/>
+        </w:rPr>
+        <w:t>--project=&lt;a,b&gt;</w:t>
+      </w:r>
+      <w:r>
+        <w:rPr/>
+        <w:t xml:space="preserve"> and ranks nothing itself. An obsidian-vault CLI too old to know </w:t>
+      </w:r>
+      <w:r>
+        <w:rPr>
+          <w:rStyle w:val="SourceText"/>
+        </w:rPr>
+        <w:t>--project</w:t>
+      </w:r>
+      <w:r>
+        <w:rPr/>
+        <w:t xml:space="preserve"> exits 2; crew then asks once more without it, inside the same 4-second budget, and the log's </w:t>
+      </w:r>
+      <w:r>
+        <w:rPr>
+          <w:rStyle w:val="SourceText"/>
+        </w:rPr>
+        <w:t>recall</w:t>
+      </w:r>
+      <w:r>
+        <w:rPr/>
+        <w:t xml:space="preserve"> record says so: </w:t>
+      </w:r>
+      <w:r>
+        <w:rPr>
+          <w:rStyle w:val="SourceText"/>
+        </w:rPr>
+        <w:t>project</w:t>
+      </w:r>
+      <w:r>
+        <w:rPr/>
+        <w:t xml:space="preserve"> is the list sent, </w:t>
+      </w:r>
+      <w:r>
+        <w:rPr>
+          <w:rStyle w:val="SourceText"/>
+        </w:rPr>
+        <w:t>projectUsed</w:t>
+      </w:r>
+      <w:r>
+        <w:rPr/>
+        <w:t xml:space="preserve"> is </w:t>
+      </w:r>
+      <w:r>
+        <w:rPr>
+          <w:rStyle w:val="SourceText"/>
+        </w:rPr>
+        <w:t>true</w:t>
+      </w:r>
+      <w:r>
+        <w:rPr/>
+        <w:t xml:space="preserve"> when the answer came from the call with the project, </w:t>
+      </w:r>
+      <w:r>
+        <w:rPr>
+          <w:rStyle w:val="SourceText"/>
+        </w:rPr>
+        <w:t>false</w:t>
+      </w:r>
+      <w:r>
+        <w:rPr/>
+        <w:t xml:space="preserve"> when it came from the retry without it, and </w:t>
+      </w:r>
+      <w:r>
+        <w:rPr>
+          <w:rStyle w:val="SourceText"/>
+        </w:rPr>
+        <w:t>null</w:t>
+      </w:r>
+      <w:r>
+        <w:rPr/>
+        <w:t xml:space="preserve"> when no project was sent or no call answered with JSON. Set </w:t>
+      </w:r>
+      <w:r>
+        <w:rPr>
+          <w:rStyle w:val="SourceText"/>
+        </w:rPr>
+        <w:t>memory.recall.projects</w:t>
+      </w:r>
+      <w:r>
+        <w:rPr/>
+        <w:t xml:space="preserve"> when the vault's </w:t>
+      </w:r>
+      <w:r>
+        <w:rPr>
+          <w:rStyle w:val="SourceText"/>
+        </w:rPr>
+        <w:t>project:</w:t>
+      </w:r>
+      <w:r>
+        <w:rPr/>
+        <w:t xml:space="preserve"> values do not match the checkout's folder name. </w:t>
+      </w:r>
+    </w:p>
+    <w:p>
+      <w:pPr>
+        <w:pStyle w:val="BodyText"/>
+        <w:numPr>
+          <w:ilvl w:val="0"/>
+          <w:numId w:val="4"/>
+        </w:numPr>
+        <w:tabs>
+          <w:tab w:val="clear" w:pos="1134"/>
+          <w:tab w:val="left" w:pos="829" w:leader="none"/>
+        </w:tabs>
+        <w:bidi w:val="0"/>
+        <w:spacing w:before="120" w:after="0"/>
+        <w:ind w:hanging="283" w:left="829"/>
+        <w:jc w:val="left"/>
+        <w:rPr/>
+      </w:pPr>
+      <w:r>
+        <w:rPr/>
         <w:t xml:space="preserve">crew calls obsidian-vault's read-only CLI: </w:t>
       </w:r>
       <w:r>
         <w:rPr>
           <w:rStyle w:val="SourceText"/>
         </w:rPr>
-        <w:t>vault_ops.py recall --query ... --vaults a,b --max-chars N --json</w:t>
+        <w:t>vault_ops.py recall --query ... --vaults a,b --max-chars N --json [--project=a,b]</w:t>
       </w:r>
       <w:r>
         <w:rPr/>

--- a/docs/guides/crew/crew-memory-and-obsidian.docx
+++ b/docs/guides/crew/crew-memory-and-obsidian.docx
@@ -2831,6 +2831,118 @@
         </w:tc>
       </w:tr>
     </w:tbl>
+    <w:p>
+      <w:pPr>
+        <w:pStyle w:val="BodyText"/>
+        <w:bidi w:val="0"/>
+        <w:jc w:val="left"/>
+        <w:rPr/>
+      </w:pPr>
+      <w:r>
+        <w:rPr/>
+        <w:t xml:space="preserve">Any other word in an INDEX status cell maps to no lane, and crew will not guess one. Moving to it is refused, and reading the ticket says the word is not a status crew knows rather than calling the card misplaced. For a word that was retired - </w:t>
+      </w:r>
+      <w:r>
+        <w:rPr>
+          <w:rStyle w:val="SourceText"/>
+        </w:rPr>
+        <w:t>approved</w:t>
+      </w:r>
+      <w:r>
+        <w:rPr/>
+        <w:t xml:space="preserve">, </w:t>
+      </w:r>
+      <w:r>
+        <w:rPr>
+          <w:rStyle w:val="SourceText"/>
+        </w:rPr>
+        <w:t>merged</w:t>
+      </w:r>
+      <w:r>
+        <w:rPr/>
+        <w:t xml:space="preserve">, </w:t>
+      </w:r>
+      <w:r>
+        <w:rPr>
+          <w:rStyle w:val="SourceText"/>
+        </w:rPr>
+        <w:t>closed</w:t>
+      </w:r>
+      <w:r>
+        <w:rPr/>
+        <w:t xml:space="preserve">, </w:t>
+      </w:r>
+      <w:r>
+        <w:rPr>
+          <w:rStyle w:val="SourceText"/>
+        </w:rPr>
+        <w:t>new</w:t>
+      </w:r>
+      <w:r>
+        <w:rPr/>
+        <w:t xml:space="preserve">, </w:t>
+      </w:r>
+      <w:r>
+        <w:rPr>
+          <w:rStyle w:val="SourceText"/>
+        </w:rPr>
+        <w:t>parked</w:t>
+      </w:r>
+      <w:r>
+        <w:rPr/>
+        <w:t xml:space="preserve"> - it also names the word to write instead (</w:t>
+      </w:r>
+      <w:r>
+        <w:rPr>
+          <w:rStyle w:val="SourceText"/>
+        </w:rPr>
+        <w:t>spec</w:t>
+      </w:r>
+      <w:r>
+        <w:rPr/>
+        <w:t xml:space="preserve">, </w:t>
+      </w:r>
+      <w:r>
+        <w:rPr>
+          <w:rStyle w:val="SourceText"/>
+        </w:rPr>
+        <w:t>done</w:t>
+      </w:r>
+      <w:r>
+        <w:rPr/>
+        <w:t xml:space="preserve">, </w:t>
+      </w:r>
+      <w:r>
+        <w:rPr>
+          <w:rStyle w:val="SourceText"/>
+        </w:rPr>
+        <w:t>done</w:t>
+      </w:r>
+      <w:r>
+        <w:rPr/>
+        <w:t xml:space="preserve">, </w:t>
+      </w:r>
+      <w:r>
+        <w:rPr>
+          <w:rStyle w:val="SourceText"/>
+        </w:rPr>
+        <w:t>direction</w:t>
+      </w:r>
+      <w:r>
+        <w:rPr/>
+        <w:t xml:space="preserve">, </w:t>
+      </w:r>
+      <w:r>
+        <w:rPr>
+          <w:rStyle w:val="SourceText"/>
+        </w:rPr>
+        <w:t>needs-owner</w:t>
+      </w:r>
+      <w:r>
+        <w:rPr/>
+        <w:t>). Fix the INDEX cell by hand; crew never rewrites it for you.</w:t>
+      </w:r>
+    </w:p>
     <w:p>
       <w:pPr>
         <w:pStyle w:val="BodyText"/>

--- a/docs/guides/crew/crew-memory-and-obsidian.docx
+++ b/docs/guides/crew/crew-memory-and-obsidian.docx
@@ -1,6 +1,6 @@
 
 <file path=word/document.xml><?xml version="1.0" encoding="utf-8"?>
-<w:document xmlns:o="urn:schemas-microsoft-com:office:office" xmlns:r="http://schemas.openxmlformats.org/officeDocument/2006/relationships" xmlns:v="urn:schemas-microsoft-com:vml" xmlns:w="http://schemas.openxmlformats.org/wordprocessingml/2006/main" xmlns:w10="urn:schemas-microsoft-com:office:word" xmlns:wp="http://schemas.openxmlformats.org/drawingml/2006/wordprocessingDrawing" xmlns:wps="http://schemas.microsoft.com/office/word/2010/wordprocessingShape" xmlns:wpg="http://schemas.microsoft.com/office/word/2010/wordprocessingGroup" xmlns:mc="http://schemas.openxmlformats.org/markup-compatibility/2006" xmlns:wp14="http://schemas.microsoft.com/office/word/2010/wordprocessingDrawing" xmlns:w14="http://schemas.microsoft.com/office/word/2010/wordml" xmlns:w15="http://schemas.microsoft.com/office/word/2012/wordml" mc:Ignorable="w14 wp14 w15">
+<w:document xmlns:o="urn:schemas-microsoft-com:office:office" xmlns:r="http://schemas.openxmlformats.org/officeDocument/2006/relationships" xmlns:v="urn:schemas-microsoft-com:vml" xmlns:w="http://schemas.openxmlformats.org/wordprocessingml/2006/main" xmlns:w10="urn:schemas-microsoft-com:office:word" xmlns:wp="http://schemas.openxmlformats.org/drawingml/2006/wordprocessingDrawing" xmlns:pic="http://schemas.openxmlformats.org/drawingml/2006/picture" xmlns:wps="http://schemas.microsoft.com/office/word/2010/wordprocessingShape" xmlns:wpg="http://schemas.microsoft.com/office/word/2010/wordprocessingGroup" xmlns:mc="http://schemas.openxmlformats.org/markup-compatibility/2006" xmlns:wp14="http://schemas.microsoft.com/office/word/2010/wordprocessingDrawing" xmlns:w14="http://schemas.microsoft.com/office/word/2010/wordml" xmlns:w15="http://schemas.microsoft.com/office/word/2012/wordml" mc:Ignorable="w14 wp14 w15">
   <w:body>
     <w:p>
       <w:pPr>
@@ -674,9 +674,9 @@
     </w:p>
     <w:tbl>
       <w:tblPr>
-        <w:tblW w:w="5148" w:type="dxa"/>
-        <w:jc w:val="left"/>
-        <w:tblInd w:w="0" w:type="dxa"/>
+        <w:tblW w:w="11339" w:type="dxa"/>
+        <w:jc w:val="left"/>
+        <w:tblInd w:w="28" w:type="dxa"/>
         <w:tblLayout w:type="fixed"/>
         <w:tblCellMar>
           <w:top w:w="28" w:type="dxa"/>
@@ -686,8 +686,8 @@
         </w:tblCellMar>
       </w:tblPr>
       <w:tblGrid>
-        <w:gridCol w:w="1731"/>
-        <w:gridCol w:w="3417"/>
+        <w:gridCol w:w="3107"/>
+        <w:gridCol w:w="8232"/>
       </w:tblGrid>
       <w:tr>
         <w:trPr>
@@ -695,7 +695,7 @@
         </w:trPr>
         <w:tc>
           <w:tcPr>
-            <w:tcW w:w="1731" w:type="dxa"/>
+            <w:tcW w:w="3107" w:type="dxa"/>
             <w:tcBorders/>
             <w:vAlign w:val="center"/>
           </w:tcPr>
@@ -717,7 +717,7 @@
         </w:tc>
         <w:tc>
           <w:tcPr>
-            <w:tcW w:w="3417" w:type="dxa"/>
+            <w:tcW w:w="8232" w:type="dxa"/>
             <w:tcBorders/>
             <w:vAlign w:val="center"/>
           </w:tcPr>
@@ -742,7 +742,7 @@
         <w:trPr/>
         <w:tc>
           <w:tcPr>
-            <w:tcW w:w="1731" w:type="dxa"/>
+            <w:tcW w:w="3107" w:type="dxa"/>
             <w:tcBorders/>
             <w:vAlign w:val="center"/>
           </w:tcPr>
@@ -763,7 +763,7 @@
         </w:tc>
         <w:tc>
           <w:tcPr>
-            <w:tcW w:w="3417" w:type="dxa"/>
+            <w:tcW w:w="8232" w:type="dxa"/>
             <w:tcBorders/>
             <w:vAlign w:val="center"/>
           </w:tcPr>
@@ -807,7 +807,7 @@
         <w:trPr/>
         <w:tc>
           <w:tcPr>
-            <w:tcW w:w="1731" w:type="dxa"/>
+            <w:tcW w:w="3107" w:type="dxa"/>
             <w:tcBorders/>
             <w:vAlign w:val="center"/>
           </w:tcPr>
@@ -828,7 +828,7 @@
         </w:tc>
         <w:tc>
           <w:tcPr>
-            <w:tcW w:w="3417" w:type="dxa"/>
+            <w:tcW w:w="8232" w:type="dxa"/>
             <w:tcBorders/>
             <w:vAlign w:val="center"/>
           </w:tcPr>
@@ -862,7 +862,7 @@
         <w:trPr/>
         <w:tc>
           <w:tcPr>
-            <w:tcW w:w="1731" w:type="dxa"/>
+            <w:tcW w:w="3107" w:type="dxa"/>
             <w:tcBorders/>
             <w:vAlign w:val="center"/>
           </w:tcPr>
@@ -883,7 +883,7 @@
         </w:tc>
         <w:tc>
           <w:tcPr>
-            <w:tcW w:w="3417" w:type="dxa"/>
+            <w:tcW w:w="8232" w:type="dxa"/>
             <w:tcBorders/>
             <w:vAlign w:val="center"/>
           </w:tcPr>
@@ -913,7 +913,7 @@
         <w:trPr/>
         <w:tc>
           <w:tcPr>
-            <w:tcW w:w="1731" w:type="dxa"/>
+            <w:tcW w:w="3107" w:type="dxa"/>
             <w:tcBorders/>
             <w:vAlign w:val="center"/>
           </w:tcPr>
@@ -934,7 +934,7 @@
         </w:tc>
         <w:tc>
           <w:tcPr>
-            <w:tcW w:w="3417" w:type="dxa"/>
+            <w:tcW w:w="8232" w:type="dxa"/>
             <w:tcBorders/>
             <w:vAlign w:val="center"/>
           </w:tcPr>
@@ -964,7 +964,7 @@
         <w:trPr/>
         <w:tc>
           <w:tcPr>
-            <w:tcW w:w="1731" w:type="dxa"/>
+            <w:tcW w:w="3107" w:type="dxa"/>
             <w:tcBorders/>
             <w:vAlign w:val="center"/>
           </w:tcPr>
@@ -985,7 +985,7 @@
         </w:tc>
         <w:tc>
           <w:tcPr>
-            <w:tcW w:w="3417" w:type="dxa"/>
+            <w:tcW w:w="8232" w:type="dxa"/>
             <w:tcBorders/>
             <w:vAlign w:val="center"/>
           </w:tcPr>
@@ -1039,7 +1039,7 @@
         <w:trPr/>
         <w:tc>
           <w:tcPr>
-            <w:tcW w:w="1731" w:type="dxa"/>
+            <w:tcW w:w="3107" w:type="dxa"/>
             <w:tcBorders/>
             <w:vAlign w:val="center"/>
           </w:tcPr>
@@ -1060,7 +1060,7 @@
         </w:tc>
         <w:tc>
           <w:tcPr>
-            <w:tcW w:w="3417" w:type="dxa"/>
+            <w:tcW w:w="8232" w:type="dxa"/>
             <w:tcBorders/>
             <w:vAlign w:val="center"/>
           </w:tcPr>
@@ -1100,7 +1100,7 @@
         <w:trPr/>
         <w:tc>
           <w:tcPr>
-            <w:tcW w:w="1731" w:type="dxa"/>
+            <w:tcW w:w="3107" w:type="dxa"/>
             <w:tcBorders/>
             <w:vAlign w:val="center"/>
           </w:tcPr>
@@ -1121,7 +1121,7 @@
         </w:tc>
         <w:tc>
           <w:tcPr>
-            <w:tcW w:w="3417" w:type="dxa"/>
+            <w:tcW w:w="8232" w:type="dxa"/>
             <w:tcBorders/>
             <w:vAlign w:val="center"/>
           </w:tcPr>
@@ -2400,11 +2400,111 @@
         <w:rPr>
           <w:rStyle w:val="SourceText"/>
         </w:rPr>
+        <w:t>.crew/config.json</w:t>
+      </w:r>
+      <w:r>
+        <w:rPr/>
+        <w:t xml:space="preserve">, set </w:t>
+      </w:r>
+      <w:r>
+        <w:rPr>
+          <w:rStyle w:val="SourceText"/>
+        </w:rPr>
+        <w:t>tracker</w:t>
+      </w:r>
+      <w:r>
+        <w:rPr/>
+        <w:t xml:space="preserve"> to </w:t>
+      </w:r>
+      <w:r>
+        <w:rPr>
+          <w:rStyle w:val="SourceText"/>
+        </w:rPr>
+        <w:t>"obsidian"</w:t>
+      </w:r>
+      <w:r>
+        <w:rPr/>
+        <w:t xml:space="preserve"> and give the </w:t>
+      </w:r>
+      <w:r>
+        <w:rPr>
+          <w:rStyle w:val="SourceText"/>
+        </w:rPr>
+        <w:t>obsidian</w:t>
+      </w:r>
+      <w:r>
+        <w:rPr/>
+        <w:t xml:space="preserve"> block a </w:t>
+      </w:r>
+      <w:r>
+        <w:rPr>
+          <w:rStyle w:val="SourceText"/>
+        </w:rPr>
+        <w:t>vaultPath</w:t>
+      </w:r>
+      <w:r>
+        <w:rPr/>
+        <w:t xml:space="preserve">, a </w:t>
+      </w:r>
+      <w:r>
+        <w:rPr>
+          <w:rStyle w:val="SourceText"/>
+        </w:rPr>
+        <w:t>boardDir</w:t>
+      </w:r>
+      <w:r>
+        <w:rPr/>
+        <w:t xml:space="preserve"> (relative to the vault) and optionally </w:t>
+      </w:r>
+      <w:r>
+        <w:rPr>
+          <w:rStyle w:val="SourceText"/>
+        </w:rPr>
+        <w:t>board</w:t>
+      </w:r>
+      <w:r>
+        <w:rPr/>
+        <w:t xml:space="preserve"> (default </w:t>
+      </w:r>
+      <w:r>
+        <w:rPr>
+          <w:rStyle w:val="SourceText"/>
+        </w:rPr>
+        <w:t>Board.md</w:t>
+      </w:r>
+      <w:r>
+        <w:rPr/>
+        <w:t xml:space="preserve">) and </w:t>
+      </w:r>
+      <w:r>
+        <w:rPr>
+          <w:rStyle w:val="SourceText"/>
+        </w:rPr>
+        <w:t>columns</w:t>
+      </w:r>
+      <w:r>
+        <w:rPr/>
+        <w:t xml:space="preserve"> (your lane names). A repository that ran </w:t>
+      </w:r>
+      <w:r>
+        <w:rPr>
+          <w:rStyle w:val="SourceText"/>
+        </w:rPr>
+        <w:t>/crew:migrate</w:t>
+      </w:r>
+      <w:r>
+        <w:rPr/>
+        <w:t xml:space="preserve"> also has </w:t>
+      </w:r>
+      <w:r>
+        <w:rPr>
+          <w:rStyle w:val="SourceText"/>
+        </w:rPr>
         <w:t>.crew/crew.json</w:t>
       </w:r>
       <w:r>
         <w:rPr/>
-        <w:t xml:space="preserve">, set </w:t>
+        <w:t xml:space="preserve">, which holds the same settings as </w:t>
       </w:r>
       <w:r>
         <w:rPr>
@@ -2414,17 +2514,7 @@
       </w:r>
       <w:r>
         <w:rPr/>
-        <w:t xml:space="preserve"> to </w:t>
-      </w:r>
-      <w:r>
-        <w:rPr>
-          <w:rStyle w:val="SourceText"/>
-        </w:rPr>
-        <w:t>obsidian</w:t>
-      </w:r>
-      <w:r>
-        <w:rPr/>
-        <w:t xml:space="preserve"> and give </w:t>
+        <w:t xml:space="preserve"> and </w:t>
       </w:r>
       <w:r>
         <w:rPr>
@@ -2434,57 +2524,7 @@
       </w:r>
       <w:r>
         <w:rPr/>
-        <w:t xml:space="preserve"> a </w:t>
-      </w:r>
-      <w:r>
-        <w:rPr>
-          <w:rStyle w:val="SourceText"/>
-        </w:rPr>
-        <w:t>vaultPath</w:t>
-      </w:r>
-      <w:r>
-        <w:rPr/>
-        <w:t xml:space="preserve">, a </w:t>
-      </w:r>
-      <w:r>
-        <w:rPr>
-          <w:rStyle w:val="SourceText"/>
-        </w:rPr>
-        <w:t>boardDir</w:t>
-      </w:r>
-      <w:r>
-        <w:rPr/>
-        <w:t xml:space="preserve"> (relative to the vault) and optionally </w:t>
-      </w:r>
-      <w:r>
-        <w:rPr>
-          <w:rStyle w:val="SourceText"/>
-        </w:rPr>
-        <w:t>board</w:t>
-      </w:r>
-      <w:r>
-        <w:rPr/>
-        <w:t xml:space="preserve"> (default </w:t>
-      </w:r>
-      <w:r>
-        <w:rPr>
-          <w:rStyle w:val="SourceText"/>
-        </w:rPr>
-        <w:t>Board.md</w:t>
-      </w:r>
-      <w:r>
-        <w:rPr/>
-        <w:t xml:space="preserve">) and </w:t>
-      </w:r>
-      <w:r>
-        <w:rPr>
-          <w:rStyle w:val="SourceText"/>
-        </w:rPr>
-        <w:t>columns</w:t>
-      </w:r>
-      <w:r>
-        <w:rPr/>
-        <w:t xml:space="preserve"> (your lane names). Give every repository its own </w:t>
+        <w:t xml:space="preserve">; the tracker reads both and refuses when they disagree. Give every repository its own </w:t>
       </w:r>
       <w:r>
         <w:rPr>
@@ -2499,9 +2539,9 @@
     </w:p>
     <w:tbl>
       <w:tblPr>
-        <w:tblW w:w="5148" w:type="dxa"/>
-        <w:jc w:val="left"/>
-        <w:tblInd w:w="0" w:type="dxa"/>
+        <w:tblW w:w="10529" w:type="dxa"/>
+        <w:jc w:val="left"/>
+        <w:tblInd w:w="28" w:type="dxa"/>
         <w:tblLayout w:type="fixed"/>
         <w:tblCellMar>
           <w:top w:w="28" w:type="dxa"/>
@@ -2511,8 +2551,8 @@
         </w:tblCellMar>
       </w:tblPr>
       <w:tblGrid>
-        <w:gridCol w:w="2952"/>
-        <w:gridCol w:w="2196"/>
+        <w:gridCol w:w="6488"/>
+        <w:gridCol w:w="4041"/>
       </w:tblGrid>
       <w:tr>
         <w:trPr>
@@ -2520,7 +2560,7 @@
         </w:trPr>
         <w:tc>
           <w:tcPr>
-            <w:tcW w:w="2952" w:type="dxa"/>
+            <w:tcW w:w="6488" w:type="dxa"/>
             <w:tcBorders/>
             <w:vAlign w:val="center"/>
           </w:tcPr>
@@ -2542,7 +2582,7 @@
         </w:tc>
         <w:tc>
           <w:tcPr>
-            <w:tcW w:w="2196" w:type="dxa"/>
+            <w:tcW w:w="4041" w:type="dxa"/>
             <w:tcBorders/>
             <w:vAlign w:val="center"/>
           </w:tcPr>
@@ -2567,7 +2607,7 @@
         <w:trPr/>
         <w:tc>
           <w:tcPr>
-            <w:tcW w:w="2952" w:type="dxa"/>
+            <w:tcW w:w="6488" w:type="dxa"/>
             <w:tcBorders/>
             <w:vAlign w:val="center"/>
           </w:tcPr>
@@ -2610,7 +2650,7 @@
         </w:tc>
         <w:tc>
           <w:tcPr>
-            <w:tcW w:w="2196" w:type="dxa"/>
+            <w:tcW w:w="4041" w:type="dxa"/>
             <w:tcBorders/>
             <w:vAlign w:val="center"/>
           </w:tcPr>
@@ -2634,7 +2674,7 @@
         <w:trPr/>
         <w:tc>
           <w:tcPr>
-            <w:tcW w:w="2952" w:type="dxa"/>
+            <w:tcW w:w="6488" w:type="dxa"/>
             <w:tcBorders/>
             <w:vAlign w:val="center"/>
           </w:tcPr>
@@ -2667,7 +2707,7 @@
         </w:tc>
         <w:tc>
           <w:tcPr>
-            <w:tcW w:w="2196" w:type="dxa"/>
+            <w:tcW w:w="4041" w:type="dxa"/>
             <w:tcBorders/>
             <w:vAlign w:val="center"/>
           </w:tcPr>
@@ -2691,7 +2731,7 @@
         <w:trPr/>
         <w:tc>
           <w:tcPr>
-            <w:tcW w:w="2952" w:type="dxa"/>
+            <w:tcW w:w="6488" w:type="dxa"/>
             <w:tcBorders/>
             <w:vAlign w:val="center"/>
           </w:tcPr>
@@ -2714,7 +2754,7 @@
         </w:tc>
         <w:tc>
           <w:tcPr>
-            <w:tcW w:w="2196" w:type="dxa"/>
+            <w:tcW w:w="4041" w:type="dxa"/>
             <w:tcBorders/>
             <w:vAlign w:val="center"/>
           </w:tcPr>
@@ -2738,7 +2778,7 @@
         <w:trPr/>
         <w:tc>
           <w:tcPr>
-            <w:tcW w:w="2952" w:type="dxa"/>
+            <w:tcW w:w="6488" w:type="dxa"/>
             <w:tcBorders/>
             <w:vAlign w:val="center"/>
           </w:tcPr>
@@ -2761,7 +2801,7 @@
         </w:tc>
         <w:tc>
           <w:tcPr>
-            <w:tcW w:w="2196" w:type="dxa"/>
+            <w:tcW w:w="4041" w:type="dxa"/>
             <w:tcBorders/>
             <w:vAlign w:val="center"/>
           </w:tcPr>
@@ -2785,7 +2825,7 @@
         <w:trPr/>
         <w:tc>
           <w:tcPr>
-            <w:tcW w:w="2952" w:type="dxa"/>
+            <w:tcW w:w="6488" w:type="dxa"/>
             <w:tcBorders/>
             <w:vAlign w:val="center"/>
           </w:tcPr>
@@ -2808,7 +2848,7 @@
         </w:tc>
         <w:tc>
           <w:tcPr>
-            <w:tcW w:w="2196" w:type="dxa"/>
+            <w:tcW w:w="4041" w:type="dxa"/>
             <w:tcBorders/>
             <w:vAlign w:val="center"/>
           </w:tcPr>
@@ -2838,7 +2878,7 @@
         <w:trPr/>
         <w:tc>
           <w:tcPr>
-            <w:tcW w:w="2952" w:type="dxa"/>
+            <w:tcW w:w="6488" w:type="dxa"/>
             <w:tcBorders/>
             <w:vAlign w:val="center"/>
           </w:tcPr>
@@ -2885,7 +2925,7 @@
         </w:tc>
         <w:tc>
           <w:tcPr>
-            <w:tcW w:w="2196" w:type="dxa"/>
+            <w:tcW w:w="4041" w:type="dxa"/>
             <w:tcBorders/>
             <w:vAlign w:val="center"/>
           </w:tcPr>
@@ -3617,9 +3657,9 @@
     </w:p>
     <w:tbl>
       <w:tblPr>
-        <w:tblW w:w="5148" w:type="dxa"/>
-        <w:jc w:val="left"/>
-        <w:tblInd w:w="0" w:type="dxa"/>
+        <w:tblW w:w="11339" w:type="dxa"/>
+        <w:jc w:val="left"/>
+        <w:tblInd w:w="28" w:type="dxa"/>
         <w:tblLayout w:type="fixed"/>
         <w:tblCellMar>
           <w:top w:w="28" w:type="dxa"/>
@@ -3630,8 +3670,8 @@
       </w:tblPr>
       <w:tblGrid>
         <w:gridCol w:w="2236"/>
-        <w:gridCol w:w="2161"/>
-        <w:gridCol w:w="751"/>
+        <w:gridCol w:w="8403"/>
+        <w:gridCol w:w="700"/>
       </w:tblGrid>
       <w:tr>
         <w:trPr>
@@ -3661,7 +3701,7 @@
         </w:tc>
         <w:tc>
           <w:tcPr>
-            <w:tcW w:w="2161" w:type="dxa"/>
+            <w:tcW w:w="8403" w:type="dxa"/>
             <w:tcBorders/>
             <w:vAlign w:val="center"/>
           </w:tcPr>
@@ -3683,7 +3723,7 @@
         </w:tc>
         <w:tc>
           <w:tcPr>
-            <w:tcW w:w="751" w:type="dxa"/>
+            <w:tcW w:w="700" w:type="dxa"/>
             <w:tcBorders/>
             <w:vAlign w:val="center"/>
           </w:tcPr>
@@ -3731,7 +3771,7 @@
         </w:tc>
         <w:tc>
           <w:tcPr>
-            <w:tcW w:w="2161" w:type="dxa"/>
+            <w:tcW w:w="8403" w:type="dxa"/>
             <w:tcBorders/>
             <w:vAlign w:val="center"/>
           </w:tcPr>
@@ -3752,7 +3792,7 @@
         </w:tc>
         <w:tc>
           <w:tcPr>
-            <w:tcW w:w="751" w:type="dxa"/>
+            <w:tcW w:w="700" w:type="dxa"/>
             <w:tcBorders/>
             <w:vAlign w:val="center"/>
           </w:tcPr>
@@ -3799,7 +3839,7 @@
         </w:tc>
         <w:tc>
           <w:tcPr>
-            <w:tcW w:w="2161" w:type="dxa"/>
+            <w:tcW w:w="8403" w:type="dxa"/>
             <w:tcBorders/>
             <w:vAlign w:val="center"/>
           </w:tcPr>
@@ -3820,7 +3860,7 @@
         </w:tc>
         <w:tc>
           <w:tcPr>
-            <w:tcW w:w="751" w:type="dxa"/>
+            <w:tcW w:w="700" w:type="dxa"/>
             <w:tcBorders/>
             <w:vAlign w:val="center"/>
           </w:tcPr>
@@ -3867,7 +3907,7 @@
         </w:tc>
         <w:tc>
           <w:tcPr>
-            <w:tcW w:w="2161" w:type="dxa"/>
+            <w:tcW w:w="8403" w:type="dxa"/>
             <w:tcBorders/>
             <w:vAlign w:val="center"/>
           </w:tcPr>
@@ -3918,7 +3958,7 @@
         </w:tc>
         <w:tc>
           <w:tcPr>
-            <w:tcW w:w="751" w:type="dxa"/>
+            <w:tcW w:w="700" w:type="dxa"/>
             <w:tcBorders/>
             <w:vAlign w:val="center"/>
           </w:tcPr>
@@ -3965,7 +4005,7 @@
         </w:tc>
         <w:tc>
           <w:tcPr>
-            <w:tcW w:w="2161" w:type="dxa"/>
+            <w:tcW w:w="8403" w:type="dxa"/>
             <w:tcBorders/>
             <w:vAlign w:val="center"/>
           </w:tcPr>
@@ -3996,7 +4036,7 @@
         </w:tc>
         <w:tc>
           <w:tcPr>
-            <w:tcW w:w="751" w:type="dxa"/>
+            <w:tcW w:w="700" w:type="dxa"/>
             <w:tcBorders/>
             <w:vAlign w:val="center"/>
           </w:tcPr>
@@ -4043,7 +4083,7 @@
         </w:tc>
         <w:tc>
           <w:tcPr>
-            <w:tcW w:w="2161" w:type="dxa"/>
+            <w:tcW w:w="8403" w:type="dxa"/>
             <w:tcBorders/>
             <w:vAlign w:val="center"/>
           </w:tcPr>
@@ -4070,7 +4110,7 @@
         </w:tc>
         <w:tc>
           <w:tcPr>
-            <w:tcW w:w="751" w:type="dxa"/>
+            <w:tcW w:w="700" w:type="dxa"/>
             <w:tcBorders/>
             <w:vAlign w:val="center"/>
           </w:tcPr>
@@ -4117,7 +4157,7 @@
         </w:tc>
         <w:tc>
           <w:tcPr>
-            <w:tcW w:w="2161" w:type="dxa"/>
+            <w:tcW w:w="8403" w:type="dxa"/>
             <w:tcBorders/>
             <w:vAlign w:val="center"/>
           </w:tcPr>
@@ -4138,7 +4178,7 @@
         </w:tc>
         <w:tc>
           <w:tcPr>
-            <w:tcW w:w="751" w:type="dxa"/>
+            <w:tcW w:w="700" w:type="dxa"/>
             <w:tcBorders/>
             <w:vAlign w:val="center"/>
           </w:tcPr>
@@ -4185,7 +4225,7 @@
         </w:tc>
         <w:tc>
           <w:tcPr>
-            <w:tcW w:w="2161" w:type="dxa"/>
+            <w:tcW w:w="8403" w:type="dxa"/>
             <w:tcBorders/>
             <w:vAlign w:val="center"/>
           </w:tcPr>
@@ -4206,7 +4246,7 @@
         </w:tc>
         <w:tc>
           <w:tcPr>
-            <w:tcW w:w="751" w:type="dxa"/>
+            <w:tcW w:w="700" w:type="dxa"/>
             <w:tcBorders/>
             <w:vAlign w:val="center"/>
           </w:tcPr>
@@ -4253,7 +4293,7 @@
         </w:tc>
         <w:tc>
           <w:tcPr>
-            <w:tcW w:w="2161" w:type="dxa"/>
+            <w:tcW w:w="8403" w:type="dxa"/>
             <w:tcBorders/>
             <w:vAlign w:val="center"/>
           </w:tcPr>
@@ -4274,7 +4314,7 @@
         </w:tc>
         <w:tc>
           <w:tcPr>
-            <w:tcW w:w="751" w:type="dxa"/>
+            <w:tcW w:w="700" w:type="dxa"/>
             <w:tcBorders/>
             <w:vAlign w:val="center"/>
           </w:tcPr>
@@ -4321,7 +4361,7 @@
         </w:tc>
         <w:tc>
           <w:tcPr>
-            <w:tcW w:w="2161" w:type="dxa"/>
+            <w:tcW w:w="8403" w:type="dxa"/>
             <w:tcBorders/>
             <w:vAlign w:val="center"/>
           </w:tcPr>
@@ -4352,7 +4392,7 @@
         </w:tc>
         <w:tc>
           <w:tcPr>
-            <w:tcW w:w="751" w:type="dxa"/>
+            <w:tcW w:w="700" w:type="dxa"/>
             <w:tcBorders/>
             <w:vAlign w:val="center"/>
           </w:tcPr>
@@ -4724,9 +4764,9 @@
     </w:p>
     <w:tbl>
       <w:tblPr>
-        <w:tblW w:w="5148" w:type="dxa"/>
-        <w:jc w:val="left"/>
-        <w:tblInd w:w="0" w:type="dxa"/>
+        <w:tblW w:w="11339" w:type="dxa"/>
+        <w:jc w:val="left"/>
+        <w:tblInd w:w="28" w:type="dxa"/>
         <w:tblLayout w:type="fixed"/>
         <w:tblCellMar>
           <w:top w:w="28" w:type="dxa"/>
@@ -4736,9 +4776,9 @@
         </w:tblCellMar>
       </w:tblPr>
       <w:tblGrid>
-        <w:gridCol w:w="2896"/>
-        <w:gridCol w:w="1500"/>
-        <w:gridCol w:w="752"/>
+        <w:gridCol w:w="8748"/>
+        <w:gridCol w:w="1890"/>
+        <w:gridCol w:w="701"/>
       </w:tblGrid>
       <w:tr>
         <w:trPr>
@@ -4746,7 +4786,7 @@
         </w:trPr>
         <w:tc>
           <w:tcPr>
-            <w:tcW w:w="2896" w:type="dxa"/>
+            <w:tcW w:w="8748" w:type="dxa"/>
             <w:tcBorders/>
             <w:vAlign w:val="center"/>
           </w:tcPr>
@@ -4768,7 +4808,7 @@
         </w:tc>
         <w:tc>
           <w:tcPr>
-            <w:tcW w:w="1500" w:type="dxa"/>
+            <w:tcW w:w="1890" w:type="dxa"/>
             <w:tcBorders/>
             <w:vAlign w:val="center"/>
           </w:tcPr>
@@ -4790,7 +4830,7 @@
         </w:tc>
         <w:tc>
           <w:tcPr>
-            <w:tcW w:w="752" w:type="dxa"/>
+            <w:tcW w:w="701" w:type="dxa"/>
             <w:tcBorders/>
             <w:vAlign w:val="center"/>
           </w:tcPr>
@@ -4815,7 +4855,7 @@
         <w:trPr/>
         <w:tc>
           <w:tcPr>
-            <w:tcW w:w="2896" w:type="dxa"/>
+            <w:tcW w:w="8748" w:type="dxa"/>
             <w:tcBorders/>
             <w:vAlign w:val="center"/>
           </w:tcPr>
@@ -4838,7 +4878,7 @@
         </w:tc>
         <w:tc>
           <w:tcPr>
-            <w:tcW w:w="1500" w:type="dxa"/>
+            <w:tcW w:w="1890" w:type="dxa"/>
             <w:tcBorders/>
             <w:vAlign w:val="center"/>
           </w:tcPr>
@@ -4859,7 +4899,7 @@
         </w:tc>
         <w:tc>
           <w:tcPr>
-            <w:tcW w:w="752" w:type="dxa"/>
+            <w:tcW w:w="701" w:type="dxa"/>
             <w:tcBorders/>
             <w:vAlign w:val="center"/>
           </w:tcPr>
@@ -4883,7 +4923,7 @@
         <w:trPr/>
         <w:tc>
           <w:tcPr>
-            <w:tcW w:w="2896" w:type="dxa"/>
+            <w:tcW w:w="8748" w:type="dxa"/>
             <w:tcBorders/>
             <w:vAlign w:val="center"/>
           </w:tcPr>
@@ -4906,7 +4946,7 @@
         </w:tc>
         <w:tc>
           <w:tcPr>
-            <w:tcW w:w="1500" w:type="dxa"/>
+            <w:tcW w:w="1890" w:type="dxa"/>
             <w:tcBorders/>
             <w:vAlign w:val="center"/>
           </w:tcPr>
@@ -4927,7 +4967,7 @@
         </w:tc>
         <w:tc>
           <w:tcPr>
-            <w:tcW w:w="752" w:type="dxa"/>
+            <w:tcW w:w="701" w:type="dxa"/>
             <w:tcBorders/>
             <w:vAlign w:val="center"/>
           </w:tcPr>
@@ -4951,7 +4991,7 @@
         <w:trPr/>
         <w:tc>
           <w:tcPr>
-            <w:tcW w:w="2896" w:type="dxa"/>
+            <w:tcW w:w="8748" w:type="dxa"/>
             <w:tcBorders/>
             <w:vAlign w:val="center"/>
           </w:tcPr>
@@ -4974,7 +5014,7 @@
         </w:tc>
         <w:tc>
           <w:tcPr>
-            <w:tcW w:w="1500" w:type="dxa"/>
+            <w:tcW w:w="1890" w:type="dxa"/>
             <w:tcBorders/>
             <w:vAlign w:val="center"/>
           </w:tcPr>
@@ -4995,7 +5035,7 @@
         </w:tc>
         <w:tc>
           <w:tcPr>
-            <w:tcW w:w="752" w:type="dxa"/>
+            <w:tcW w:w="701" w:type="dxa"/>
             <w:tcBorders/>
             <w:vAlign w:val="center"/>
           </w:tcPr>
@@ -5019,7 +5059,7 @@
         <w:trPr/>
         <w:tc>
           <w:tcPr>
-            <w:tcW w:w="2896" w:type="dxa"/>
+            <w:tcW w:w="8748" w:type="dxa"/>
             <w:tcBorders/>
             <w:vAlign w:val="center"/>
           </w:tcPr>
@@ -5082,7 +5122,7 @@
         </w:tc>
         <w:tc>
           <w:tcPr>
-            <w:tcW w:w="1500" w:type="dxa"/>
+            <w:tcW w:w="1890" w:type="dxa"/>
             <w:tcBorders/>
             <w:vAlign w:val="center"/>
           </w:tcPr>
@@ -5103,7 +5143,7 @@
         </w:tc>
         <w:tc>
           <w:tcPr>
-            <w:tcW w:w="752" w:type="dxa"/>
+            <w:tcW w:w="701" w:type="dxa"/>
             <w:tcBorders/>
             <w:vAlign w:val="center"/>
           </w:tcPr>
@@ -5127,7 +5167,7 @@
         <w:trPr/>
         <w:tc>
           <w:tcPr>
-            <w:tcW w:w="2896" w:type="dxa"/>
+            <w:tcW w:w="8748" w:type="dxa"/>
             <w:tcBorders/>
             <w:vAlign w:val="center"/>
           </w:tcPr>
@@ -5190,7 +5230,7 @@
         </w:tc>
         <w:tc>
           <w:tcPr>
-            <w:tcW w:w="1500" w:type="dxa"/>
+            <w:tcW w:w="1890" w:type="dxa"/>
             <w:tcBorders/>
             <w:vAlign w:val="center"/>
           </w:tcPr>
@@ -5211,7 +5251,7 @@
         </w:tc>
         <w:tc>
           <w:tcPr>
-            <w:tcW w:w="752" w:type="dxa"/>
+            <w:tcW w:w="701" w:type="dxa"/>
             <w:tcBorders/>
             <w:vAlign w:val="center"/>
           </w:tcPr>
@@ -5235,7 +5275,7 @@
         <w:trPr/>
         <w:tc>
           <w:tcPr>
-            <w:tcW w:w="2896" w:type="dxa"/>
+            <w:tcW w:w="8748" w:type="dxa"/>
             <w:tcBorders/>
             <w:vAlign w:val="center"/>
           </w:tcPr>
@@ -5278,7 +5318,7 @@
         </w:tc>
         <w:tc>
           <w:tcPr>
-            <w:tcW w:w="1500" w:type="dxa"/>
+            <w:tcW w:w="1890" w:type="dxa"/>
             <w:tcBorders/>
             <w:vAlign w:val="center"/>
           </w:tcPr>
@@ -5299,7 +5339,7 @@
         </w:tc>
         <w:tc>
           <w:tcPr>
-            <w:tcW w:w="752" w:type="dxa"/>
+            <w:tcW w:w="701" w:type="dxa"/>
             <w:tcBorders/>
             <w:vAlign w:val="center"/>
           </w:tcPr>
@@ -5323,7 +5363,7 @@
         <w:trPr/>
         <w:tc>
           <w:tcPr>
-            <w:tcW w:w="2896" w:type="dxa"/>
+            <w:tcW w:w="8748" w:type="dxa"/>
             <w:tcBorders/>
             <w:vAlign w:val="center"/>
           </w:tcPr>
@@ -5416,7 +5456,7 @@
         </w:tc>
         <w:tc>
           <w:tcPr>
-            <w:tcW w:w="1500" w:type="dxa"/>
+            <w:tcW w:w="1890" w:type="dxa"/>
             <w:tcBorders/>
             <w:vAlign w:val="center"/>
           </w:tcPr>
@@ -5437,7 +5477,7 @@
         </w:tc>
         <w:tc>
           <w:tcPr>
-            <w:tcW w:w="752" w:type="dxa"/>
+            <w:tcW w:w="701" w:type="dxa"/>
             <w:tcBorders/>
             <w:vAlign w:val="center"/>
           </w:tcPr>
@@ -5707,9 +5747,9 @@
     </w:p>
     <w:tbl>
       <w:tblPr>
-        <w:tblW w:w="5148" w:type="dxa"/>
-        <w:jc w:val="left"/>
-        <w:tblInd w:w="0" w:type="dxa"/>
+        <w:tblW w:w="11339" w:type="dxa"/>
+        <w:jc w:val="left"/>
+        <w:tblInd w:w="28" w:type="dxa"/>
         <w:tblLayout w:type="fixed"/>
         <w:tblCellMar>
           <w:top w:w="28" w:type="dxa"/>
@@ -5719,8 +5759,8 @@
         </w:tblCellMar>
       </w:tblPr>
       <w:tblGrid>
-        <w:gridCol w:w="1156"/>
-        <w:gridCol w:w="3992"/>
+        <w:gridCol w:w="1527"/>
+        <w:gridCol w:w="9812"/>
       </w:tblGrid>
       <w:tr>
         <w:trPr>
@@ -5728,7 +5768,7 @@
         </w:trPr>
         <w:tc>
           <w:tcPr>
-            <w:tcW w:w="1156" w:type="dxa"/>
+            <w:tcW w:w="1527" w:type="dxa"/>
             <w:tcBorders/>
             <w:vAlign w:val="center"/>
           </w:tcPr>
@@ -5750,7 +5790,7 @@
         </w:tc>
         <w:tc>
           <w:tcPr>
-            <w:tcW w:w="3992" w:type="dxa"/>
+            <w:tcW w:w="9812" w:type="dxa"/>
             <w:tcBorders/>
             <w:vAlign w:val="center"/>
           </w:tcPr>
@@ -5775,7 +5815,7 @@
         <w:trPr/>
         <w:tc>
           <w:tcPr>
-            <w:tcW w:w="1156" w:type="dxa"/>
+            <w:tcW w:w="1527" w:type="dxa"/>
             <w:tcBorders/>
             <w:vAlign w:val="center"/>
           </w:tcPr>
@@ -5798,7 +5838,7 @@
         </w:tc>
         <w:tc>
           <w:tcPr>
-            <w:tcW w:w="3992" w:type="dxa"/>
+            <w:tcW w:w="9812" w:type="dxa"/>
             <w:tcBorders/>
             <w:vAlign w:val="center"/>
           </w:tcPr>
@@ -5828,7 +5868,7 @@
         <w:trPr/>
         <w:tc>
           <w:tcPr>
-            <w:tcW w:w="1156" w:type="dxa"/>
+            <w:tcW w:w="1527" w:type="dxa"/>
             <w:tcBorders/>
             <w:vAlign w:val="center"/>
           </w:tcPr>
@@ -5851,7 +5891,7 @@
         </w:tc>
         <w:tc>
           <w:tcPr>
-            <w:tcW w:w="3992" w:type="dxa"/>
+            <w:tcW w:w="9812" w:type="dxa"/>
             <w:tcBorders/>
             <w:vAlign w:val="center"/>
           </w:tcPr>
@@ -5895,7 +5935,7 @@
         <w:trPr/>
         <w:tc>
           <w:tcPr>
-            <w:tcW w:w="1156" w:type="dxa"/>
+            <w:tcW w:w="1527" w:type="dxa"/>
             <w:tcBorders/>
             <w:vAlign w:val="center"/>
           </w:tcPr>
@@ -5918,7 +5958,7 @@
         </w:tc>
         <w:tc>
           <w:tcPr>
-            <w:tcW w:w="3992" w:type="dxa"/>
+            <w:tcW w:w="9812" w:type="dxa"/>
             <w:tcBorders/>
             <w:vAlign w:val="center"/>
           </w:tcPr>
@@ -5942,7 +5982,7 @@
         <w:trPr/>
         <w:tc>
           <w:tcPr>
-            <w:tcW w:w="1156" w:type="dxa"/>
+            <w:tcW w:w="1527" w:type="dxa"/>
             <w:tcBorders/>
             <w:vAlign w:val="center"/>
           </w:tcPr>
@@ -5965,7 +6005,7 @@
         </w:tc>
         <w:tc>
           <w:tcPr>
-            <w:tcW w:w="3992" w:type="dxa"/>
+            <w:tcW w:w="9812" w:type="dxa"/>
             <w:tcBorders/>
             <w:vAlign w:val="center"/>
           </w:tcPr>
@@ -5999,7 +6039,7 @@
         <w:trPr/>
         <w:tc>
           <w:tcPr>
-            <w:tcW w:w="1156" w:type="dxa"/>
+            <w:tcW w:w="1527" w:type="dxa"/>
             <w:tcBorders/>
             <w:vAlign w:val="center"/>
           </w:tcPr>
@@ -6022,7 +6062,7 @@
         </w:tc>
         <w:tc>
           <w:tcPr>
-            <w:tcW w:w="3992" w:type="dxa"/>
+            <w:tcW w:w="9812" w:type="dxa"/>
             <w:tcBorders/>
             <w:vAlign w:val="center"/>
           </w:tcPr>
@@ -6798,9 +6838,9 @@
     </w:p>
     <w:tbl>
       <w:tblPr>
-        <w:tblW w:w="5148" w:type="dxa"/>
-        <w:jc w:val="left"/>
-        <w:tblInd w:w="0" w:type="dxa"/>
+        <w:tblW w:w="7556" w:type="dxa"/>
+        <w:jc w:val="left"/>
+        <w:tblInd w:w="28" w:type="dxa"/>
         <w:tblLayout w:type="fixed"/>
         <w:tblCellMar>
           <w:top w:w="28" w:type="dxa"/>
@@ -6810,9 +6850,9 @@
         </w:tblCellMar>
       </w:tblPr>
       <w:tblGrid>
-        <w:gridCol w:w="2116"/>
-        <w:gridCol w:w="1454"/>
-        <w:gridCol w:w="1578"/>
+        <w:gridCol w:w="2119"/>
+        <w:gridCol w:w="2932"/>
+        <w:gridCol w:w="2505"/>
       </w:tblGrid>
       <w:tr>
         <w:trPr>
@@ -6820,7 +6860,7 @@
         </w:trPr>
         <w:tc>
           <w:tcPr>
-            <w:tcW w:w="2116" w:type="dxa"/>
+            <w:tcW w:w="2119" w:type="dxa"/>
             <w:tcBorders/>
             <w:vAlign w:val="center"/>
           </w:tcPr>
@@ -6842,7 +6882,7 @@
         </w:tc>
         <w:tc>
           <w:tcPr>
-            <w:tcW w:w="1454" w:type="dxa"/>
+            <w:tcW w:w="2932" w:type="dxa"/>
             <w:tcBorders/>
             <w:vAlign w:val="center"/>
           </w:tcPr>
@@ -6864,7 +6904,7 @@
         </w:tc>
         <w:tc>
           <w:tcPr>
-            <w:tcW w:w="1578" w:type="dxa"/>
+            <w:tcW w:w="2505" w:type="dxa"/>
             <w:tcBorders/>
             <w:vAlign w:val="center"/>
           </w:tcPr>
@@ -6889,7 +6929,7 @@
         <w:trPr/>
         <w:tc>
           <w:tcPr>
-            <w:tcW w:w="2116" w:type="dxa"/>
+            <w:tcW w:w="2119" w:type="dxa"/>
             <w:tcBorders/>
             <w:vAlign w:val="center"/>
           </w:tcPr>
@@ -6912,7 +6952,7 @@
         </w:tc>
         <w:tc>
           <w:tcPr>
-            <w:tcW w:w="1454" w:type="dxa"/>
+            <w:tcW w:w="2932" w:type="dxa"/>
             <w:tcBorders/>
             <w:vAlign w:val="center"/>
           </w:tcPr>
@@ -6933,7 +6973,7 @@
         </w:tc>
         <w:tc>
           <w:tcPr>
-            <w:tcW w:w="1578" w:type="dxa"/>
+            <w:tcW w:w="2505" w:type="dxa"/>
             <w:tcBorders/>
             <w:vAlign w:val="center"/>
           </w:tcPr>
@@ -6959,7 +6999,7 @@
         <w:trPr/>
         <w:tc>
           <w:tcPr>
-            <w:tcW w:w="2116" w:type="dxa"/>
+            <w:tcW w:w="2119" w:type="dxa"/>
             <w:tcBorders/>
             <w:vAlign w:val="center"/>
           </w:tcPr>
@@ -6982,7 +7022,7 @@
         </w:tc>
         <w:tc>
           <w:tcPr>
-            <w:tcW w:w="1454" w:type="dxa"/>
+            <w:tcW w:w="2932" w:type="dxa"/>
             <w:tcBorders/>
             <w:vAlign w:val="center"/>
           </w:tcPr>
@@ -7003,7 +7043,7 @@
         </w:tc>
         <w:tc>
           <w:tcPr>
-            <w:tcW w:w="1578" w:type="dxa"/>
+            <w:tcW w:w="2505" w:type="dxa"/>
             <w:tcBorders/>
             <w:vAlign w:val="center"/>
           </w:tcPr>
@@ -7029,7 +7069,7 @@
         <w:trPr/>
         <w:tc>
           <w:tcPr>
-            <w:tcW w:w="2116" w:type="dxa"/>
+            <w:tcW w:w="2119" w:type="dxa"/>
             <w:tcBorders/>
             <w:vAlign w:val="center"/>
           </w:tcPr>
@@ -7052,7 +7092,7 @@
         </w:tc>
         <w:tc>
           <w:tcPr>
-            <w:tcW w:w="1454" w:type="dxa"/>
+            <w:tcW w:w="2932" w:type="dxa"/>
             <w:tcBorders/>
             <w:vAlign w:val="center"/>
           </w:tcPr>
@@ -7073,7 +7113,7 @@
         </w:tc>
         <w:tc>
           <w:tcPr>
-            <w:tcW w:w="1578" w:type="dxa"/>
+            <w:tcW w:w="2505" w:type="dxa"/>
             <w:tcBorders/>
             <w:vAlign w:val="center"/>
           </w:tcPr>
@@ -9644,7 +9684,7 @@
       <w:start w:val="1"/>
       <w:numFmt w:val="none"/>
       <w:suff w:val="nothing"/>
-      <w:lvlText w:val="%1"/>
+      <w:lvlText w:val=""/>
       <w:lvlJc w:val="left"/>
       <w:pPr>
         <w:tabs>
@@ -9655,10 +9695,10 @@
     </w:lvl>
     <w:lvl w:ilvl="1">
       <w:start w:val="1"/>
+      <w:numFmt w:val="none"/>
       <w:pStyle w:val="Heading2"/>
-      <w:numFmt w:val="none"/>
       <w:suff w:val="nothing"/>
-      <w:lvlText w:val="%2"/>
+      <w:lvlText w:val=""/>
       <w:lvlJc w:val="left"/>
       <w:pPr>
         <w:tabs>
@@ -9669,10 +9709,10 @@
     </w:lvl>
     <w:lvl w:ilvl="2">
       <w:start w:val="1"/>
+      <w:numFmt w:val="none"/>
       <w:pStyle w:val="Heading3"/>
-      <w:numFmt w:val="none"/>
       <w:suff w:val="nothing"/>
-      <w:lvlText w:val="%3"/>
+      <w:lvlText w:val=""/>
       <w:lvlJc w:val="left"/>
       <w:pPr>
         <w:tabs>
@@ -9683,10 +9723,10 @@
     </w:lvl>
     <w:lvl w:ilvl="3">
       <w:start w:val="1"/>
+      <w:numFmt w:val="none"/>
       <w:pStyle w:val="Heading4"/>
-      <w:numFmt w:val="none"/>
       <w:suff w:val="nothing"/>
-      <w:lvlText w:val="%4"/>
+      <w:lvlText w:val=""/>
       <w:lvlJc w:val="left"/>
       <w:pPr>
         <w:tabs>
@@ -9699,7 +9739,7 @@
       <w:start w:val="1"/>
       <w:numFmt w:val="none"/>
       <w:suff w:val="nothing"/>
-      <w:lvlText w:val="%5"/>
+      <w:lvlText w:val=""/>
       <w:lvlJc w:val="left"/>
       <w:pPr>
         <w:tabs>
@@ -9712,7 +9752,7 @@
       <w:start w:val="1"/>
       <w:numFmt w:val="none"/>
       <w:suff w:val="nothing"/>
-      <w:lvlText w:val="%6"/>
+      <w:lvlText w:val=""/>
       <w:lvlJc w:val="left"/>
       <w:pPr>
         <w:tabs>
@@ -9725,7 +9765,7 @@
       <w:start w:val="1"/>
       <w:numFmt w:val="none"/>
       <w:suff w:val="nothing"/>
-      <w:lvlText w:val="%7"/>
+      <w:lvlText w:val=""/>
       <w:lvlJc w:val="left"/>
       <w:pPr>
         <w:tabs>
@@ -9738,7 +9778,7 @@
       <w:start w:val="1"/>
       <w:numFmt w:val="none"/>
       <w:suff w:val="nothing"/>
-      <w:lvlText w:val="%8"/>
+      <w:lvlText w:val=""/>
       <w:lvlJc w:val="left"/>
       <w:pPr>
         <w:tabs>
@@ -9751,7 +9791,7 @@
       <w:start w:val="1"/>
       <w:numFmt w:val="none"/>
       <w:suff w:val="nothing"/>
-      <w:lvlText w:val="%9"/>
+      <w:lvlText w:val=""/>
       <w:lvlJc w:val="left"/>
       <w:pPr>
         <w:tabs>
@@ -9790,7 +9830,7 @@
   <w:docDefaults>
     <w:rPrDefault>
       <w:rPr>
-        <w:rFonts w:ascii="Liberation Serif" w:hAnsi="Liberation Serif" w:eastAsia="WenQuanYi Zen Hei" w:cs="FreeSans"/>
+        <w:rFonts w:ascii="Liberation Serif" w:hAnsi="Liberation Serif" w:eastAsia="Noto Serif CJK SC" w:cs="Noto Sans Devanagari"/>
         <w:sz w:val="24"/>
         <w:szCs w:val="24"/>
         <w:lang w:val="en-US" w:eastAsia="zh-CN" w:bidi="hi-IN"/>
@@ -9820,7 +9860,7 @@
     </w:rPr>
   </w:style>
   <w:style w:type="paragraph" w:styleId="Heading1">
-    <w:name w:val="Heading 1"/>
+    <w:name w:val="heading 1"/>
     <w:basedOn w:val="Heading"/>
     <w:next w:val="BodyText"/>
     <w:qFormat/>
@@ -9828,7 +9868,6 @@
       <w:spacing w:before="240" w:after="80"/>
     </w:pPr>
     <w:rPr>
-      <w:rFonts w:ascii="Noto Sans" w:hAnsi="Noto Sans"/>
       <w:b/>
       <w:bCs/>
       <w:color w:val="88C0D0"/>
@@ -9837,7 +9876,7 @@
     </w:rPr>
   </w:style>
   <w:style w:type="paragraph" w:styleId="Heading2">
-    <w:name w:val="Heading 2"/>
+    <w:name w:val="heading 2"/>
     <w:basedOn w:val="Heading"/>
     <w:next w:val="BodyText"/>
     <w:qFormat/>
@@ -9850,7 +9889,7 @@
       <w:outlineLvl w:val="1"/>
     </w:pPr>
     <w:rPr>
-      <w:rFonts w:ascii="Liberation Serif" w:hAnsi="Liberation Serif" w:eastAsia="WenQuanYi Zen Hei" w:cs="FreeSans"/>
+      <w:rFonts w:ascii="Liberation Serif" w:hAnsi="Liberation Serif" w:eastAsia="Noto Serif CJK SC" w:cs="Noto Sans Devanagari"/>
       <w:b/>
       <w:bCs/>
       <w:color w:val="88C0D0"/>
@@ -9859,7 +9898,7 @@
     </w:rPr>
   </w:style>
   <w:style w:type="paragraph" w:styleId="Heading3">
-    <w:name w:val="Heading 3"/>
+    <w:name w:val="heading 3"/>
     <w:basedOn w:val="Heading"/>
     <w:next w:val="BodyText"/>
     <w:qFormat/>
@@ -9869,7 +9908,7 @@
       <w:outlineLvl w:val="2"/>
     </w:pPr>
     <w:rPr>
-      <w:rFonts w:ascii="Liberation Serif" w:hAnsi="Liberation Serif" w:eastAsia="WenQuanYi Zen Hei" w:cs="FreeSans"/>
+      <w:rFonts w:ascii="Liberation Serif" w:hAnsi="Liberation Serif" w:eastAsia="Noto Serif CJK SC" w:cs="Noto Sans Devanagari"/>
       <w:b/>
       <w:bCs/>
       <w:color w:val="88C0D0"/>
@@ -9878,7 +9917,7 @@
     </w:rPr>
   </w:style>
   <w:style w:type="paragraph" w:styleId="Heading4">
-    <w:name w:val="Heading 4"/>
+    <w:name w:val="heading 4"/>
     <w:basedOn w:val="Heading"/>
     <w:next w:val="BodyText"/>
     <w:qFormat/>
@@ -9887,11 +9926,23 @@
       <w:outlineLvl w:val="3"/>
     </w:pPr>
     <w:rPr>
-      <w:rFonts w:ascii="Liberation Serif" w:hAnsi="Liberation Serif" w:eastAsia="WenQuanYi Zen Hei" w:cs="FreeSans"/>
+      <w:rFonts w:ascii="Liberation Serif" w:hAnsi="Liberation Serif" w:eastAsia="Noto Serif CJK SC" w:cs="Noto Sans Devanagari"/>
       <w:b/>
       <w:bCs/>
       <w:sz w:val="24"/>
       <w:szCs w:val="24"/>
+    </w:rPr>
+  </w:style>
+  <w:style w:type="character" w:styleId="EndnoteReference">
+    <w:name w:val="endnote reference"/>
+    <w:rPr>
+      <w:vertAlign w:val="superscript"/>
+    </w:rPr>
+  </w:style>
+  <w:style w:type="character" w:styleId="FootnoteReference">
+    <w:name w:val="footnote reference"/>
+    <w:rPr>
+      <w:vertAlign w:val="superscript"/>
     </w:rPr>
   </w:style>
   <w:style w:type="character" w:styleId="EndnoteCharacters">
@@ -9971,7 +10022,7 @@
     </w:rPr>
   </w:style>
   <w:style w:type="paragraph" w:styleId="EnvelopeReturn">
-    <w:name w:val="Envelope Return"/>
+    <w:name w:val="envelope return"/>
     <w:basedOn w:val="Normal"/>
     <w:pPr/>
     <w:rPr>
@@ -9990,46 +10041,6 @@
       <w:color w:val="ECEFF4"/>
     </w:rPr>
   </w:style>
-  <w:style w:type="paragraph" w:styleId="Footer">
-    <w:name w:val="Footer"/>
-    <w:basedOn w:val="Normal"/>
-    <w:pPr>
-      <w:suppressLineNumbers/>
-      <w:tabs>
-        <w:tab w:val="clear" w:pos="1134"/>
-        <w:tab w:val="center" w:pos="5952" w:leader="none"/>
-        <w:tab w:val="right" w:pos="10771" w:leader="none"/>
-      </w:tabs>
-    </w:pPr>
-    <w:rPr/>
-  </w:style>
-  <w:style w:type="paragraph" w:styleId="Header">
-    <w:name w:val="Header"/>
-    <w:basedOn w:val="Normal"/>
-    <w:pPr>
-      <w:suppressLineNumbers/>
-      <w:tabs>
-        <w:tab w:val="clear" w:pos="1134"/>
-        <w:tab w:val="center" w:pos="5952" w:leader="none"/>
-        <w:tab w:val="right" w:pos="10771" w:leader="none"/>
-      </w:tabs>
-    </w:pPr>
-    <w:rPr/>
-  </w:style>
-  <w:style w:type="paragraph" w:styleId="HeaderandFooter">
-    <w:name w:val="Header and Footer"/>
-    <w:basedOn w:val="Normal"/>
-    <w:qFormat/>
-    <w:pPr>
-      <w:suppressLineNumbers/>
-      <w:tabs>
-        <w:tab w:val="clear" w:pos="1134"/>
-        <w:tab w:val="center" w:pos="5953" w:leader="none"/>
-        <w:tab w:val="right" w:pos="10772" w:leader="none"/>
-      </w:tabs>
-    </w:pPr>
-    <w:rPr/>
-  </w:style>
   <w:style w:type="paragraph" w:styleId="Index">
     <w:name w:val="Index"/>
     <w:basedOn w:val="Normal"/>
@@ -10038,11 +10049,11 @@
       <w:suppressLineNumbers/>
     </w:pPr>
     <w:rPr>
-      <w:rFonts w:cs="FreeSans"/>
+      <w:rFonts w:cs="Noto Sans Devanagari"/>
     </w:rPr>
   </w:style>
   <w:style w:type="paragraph" w:styleId="Caption">
-    <w:name w:val="Caption"/>
+    <w:name w:val="caption"/>
     <w:basedOn w:val="Normal"/>
     <w:qFormat/>
     <w:pPr>
@@ -10050,7 +10061,7 @@
       <w:spacing w:before="120" w:after="120"/>
     </w:pPr>
     <w:rPr>
-      <w:rFonts w:cs="FreeSans"/>
+      <w:rFonts w:cs="Noto Sans Devanagari"/>
       <w:i/>
       <w:iCs/>
       <w:sz w:val="24"/>
@@ -10062,7 +10073,7 @@
     <w:basedOn w:val="BodyText"/>
     <w:pPr/>
     <w:rPr>
-      <w:rFonts w:cs="FreeSans"/>
+      <w:rFonts w:cs="Noto Sans Devanagari"/>
     </w:rPr>
   </w:style>
   <w:style w:type="paragraph" w:styleId="BodyText">
@@ -10104,7 +10115,7 @@
       <w:ind w:left="160" w:right="160"/>
     </w:pPr>
     <w:rPr>
-      <w:rFonts w:ascii="Liberation Mono" w:hAnsi="Liberation Mono" w:eastAsia="Liberation Mono" w:cs="Liberation Mono"/>
+      <w:rFonts w:ascii="Liberation Mono" w:hAnsi="Liberation Mono" w:eastAsia="Noto Sans Mono CJK SC" w:cs="Liberation Mono"/>
       <w:sz w:val="20"/>
       <w:szCs w:val="20"/>
     </w:rPr>
@@ -10135,37 +10146,37 @@
         <a:srgbClr val="000000"/>
       </a:dk1>
       <a:lt1>
-        <a:srgbClr val="ffffff"/>
+        <a:srgbClr val="FFFFFF"/>
       </a:lt1>
       <a:dk2>
         <a:srgbClr val="000000"/>
       </a:dk2>
       <a:lt2>
-        <a:srgbClr val="ffffff"/>
+        <a:srgbClr val="FFFFFF"/>
       </a:lt2>
       <a:accent1>
-        <a:srgbClr val="18a303"/>
+        <a:srgbClr val="18A303"/>
       </a:accent1>
       <a:accent2>
-        <a:srgbClr val="0369a3"/>
+        <a:srgbClr val="0369A3"/>
       </a:accent2>
       <a:accent3>
-        <a:srgbClr val="a33e03"/>
+        <a:srgbClr val="A33E03"/>
       </a:accent3>
       <a:accent4>
-        <a:srgbClr val="8e03a3"/>
+        <a:srgbClr val="8E03A3"/>
       </a:accent4>
       <a:accent5>
-        <a:srgbClr val="c99c00"/>
+        <a:srgbClr val="C99C00"/>
       </a:accent5>
       <a:accent6>
-        <a:srgbClr val="c9211e"/>
+        <a:srgbClr val="C9211E"/>
       </a:accent6>
       <a:hlink>
-        <a:srgbClr val="0000ee"/>
+        <a:srgbClr val="0000EE"/>
       </a:hlink>
       <a:folHlink>
-        <a:srgbClr val="551a8b"/>
+        <a:srgbClr val="551A8B"/>
       </a:folHlink>
     </a:clrScheme>
     <a:fontScheme name="Office">

--- a/docs/guides/crew/crew-memory-and-obsidian.docx
+++ b/docs/guides/crew/crew-memory-and-obsidian.docx
@@ -3213,13 +3213,13 @@
       </w:pPr>
       <w:r>
         <w:rPr/>
-        <w:t xml:space="preserve">The full rules, including every refusal, are in the crew README, section 13c ("Optional: an Obsidian Kanban board"), in </w:t>
-      </w:r>
-      <w:r>
-        <w:rPr>
-          <w:rStyle w:val="SourceText"/>
-        </w:rPr>
-        <w:t>plugin/crew/README.md</w:t>
+        <w:t xml:space="preserve">The full rules, including every refusal, are in the crew README's former section 13c ("Optional: an Obsidian Kanban board"), now </w:t>
+      </w:r>
+      <w:r>
+        <w:rPr>
+          <w:rStyle w:val="SourceText"/>
+        </w:rPr>
+        <w:t>docs/crew/reference/13c-optional-an-obsidian-kanban-board.md</w:t>
       </w:r>
       <w:r>
         <w:rPr/>

--- a/docs/guides/crew/crew-memory-and-obsidian.docx
+++ b/docs/guides/crew/crew-memory-and-obsidian.docx
@@ -686,8 +686,8 @@
         </w:tblCellMar>
       </w:tblPr>
       <w:tblGrid>
-        <w:gridCol w:w="3107"/>
-        <w:gridCol w:w="8232"/>
+        <w:gridCol w:w="2790"/>
+        <w:gridCol w:w="8549"/>
       </w:tblGrid>
       <w:tr>
         <w:trPr>
@@ -695,7 +695,7 @@
         </w:trPr>
         <w:tc>
           <w:tcPr>
-            <w:tcW w:w="3107" w:type="dxa"/>
+            <w:tcW w:w="2790" w:type="dxa"/>
             <w:tcBorders/>
             <w:vAlign w:val="center"/>
           </w:tcPr>
@@ -717,7 +717,7 @@
         </w:tc>
         <w:tc>
           <w:tcPr>
-            <w:tcW w:w="8232" w:type="dxa"/>
+            <w:tcW w:w="8549" w:type="dxa"/>
             <w:tcBorders/>
             <w:vAlign w:val="center"/>
           </w:tcPr>
@@ -742,7 +742,7 @@
         <w:trPr/>
         <w:tc>
           <w:tcPr>
-            <w:tcW w:w="3107" w:type="dxa"/>
+            <w:tcW w:w="2790" w:type="dxa"/>
             <w:tcBorders/>
             <w:vAlign w:val="center"/>
           </w:tcPr>
@@ -763,7 +763,7 @@
         </w:tc>
         <w:tc>
           <w:tcPr>
-            <w:tcW w:w="8232" w:type="dxa"/>
+            <w:tcW w:w="8549" w:type="dxa"/>
             <w:tcBorders/>
             <w:vAlign w:val="center"/>
           </w:tcPr>
@@ -807,7 +807,7 @@
         <w:trPr/>
         <w:tc>
           <w:tcPr>
-            <w:tcW w:w="3107" w:type="dxa"/>
+            <w:tcW w:w="2790" w:type="dxa"/>
             <w:tcBorders/>
             <w:vAlign w:val="center"/>
           </w:tcPr>
@@ -828,7 +828,7 @@
         </w:tc>
         <w:tc>
           <w:tcPr>
-            <w:tcW w:w="8232" w:type="dxa"/>
+            <w:tcW w:w="8549" w:type="dxa"/>
             <w:tcBorders/>
             <w:vAlign w:val="center"/>
           </w:tcPr>
@@ -862,7 +862,7 @@
         <w:trPr/>
         <w:tc>
           <w:tcPr>
-            <w:tcW w:w="3107" w:type="dxa"/>
+            <w:tcW w:w="2790" w:type="dxa"/>
             <w:tcBorders/>
             <w:vAlign w:val="center"/>
           </w:tcPr>
@@ -883,7 +883,7 @@
         </w:tc>
         <w:tc>
           <w:tcPr>
-            <w:tcW w:w="8232" w:type="dxa"/>
+            <w:tcW w:w="8549" w:type="dxa"/>
             <w:tcBorders/>
             <w:vAlign w:val="center"/>
           </w:tcPr>
@@ -913,7 +913,7 @@
         <w:trPr/>
         <w:tc>
           <w:tcPr>
-            <w:tcW w:w="3107" w:type="dxa"/>
+            <w:tcW w:w="2790" w:type="dxa"/>
             <w:tcBorders/>
             <w:vAlign w:val="center"/>
           </w:tcPr>
@@ -934,7 +934,7 @@
         </w:tc>
         <w:tc>
           <w:tcPr>
-            <w:tcW w:w="8232" w:type="dxa"/>
+            <w:tcW w:w="8549" w:type="dxa"/>
             <w:tcBorders/>
             <w:vAlign w:val="center"/>
           </w:tcPr>
@@ -964,7 +964,7 @@
         <w:trPr/>
         <w:tc>
           <w:tcPr>
-            <w:tcW w:w="3107" w:type="dxa"/>
+            <w:tcW w:w="2790" w:type="dxa"/>
             <w:tcBorders/>
             <w:vAlign w:val="center"/>
           </w:tcPr>
@@ -985,7 +985,7 @@
         </w:tc>
         <w:tc>
           <w:tcPr>
-            <w:tcW w:w="8232" w:type="dxa"/>
+            <w:tcW w:w="8549" w:type="dxa"/>
             <w:tcBorders/>
             <w:vAlign w:val="center"/>
           </w:tcPr>
@@ -1020,7 +1020,7 @@
             </w:r>
             <w:r>
               <w:rPr/>
-              <w:t xml:space="preserve"> values differ, list them in the repo's </w:t>
+              <w:t xml:space="preserve"> values differ, change them to match that folder name (the </w:t>
             </w:r>
             <w:r>
               <w:rPr>
@@ -1030,7 +1030,7 @@
             </w:r>
             <w:r>
               <w:rPr/>
-              <w:t>.</w:t>
+              <w:t xml:space="preserve"> setting was removed).</w:t>
             </w:r>
           </w:p>
         </w:tc>
@@ -1039,7 +1039,7 @@
         <w:trPr/>
         <w:tc>
           <w:tcPr>
-            <w:tcW w:w="3107" w:type="dxa"/>
+            <w:tcW w:w="2790" w:type="dxa"/>
             <w:tcBorders/>
             <w:vAlign w:val="center"/>
           </w:tcPr>
@@ -1060,7 +1060,7 @@
         </w:tc>
         <w:tc>
           <w:tcPr>
-            <w:tcW w:w="8232" w:type="dxa"/>
+            <w:tcW w:w="8549" w:type="dxa"/>
             <w:tcBorders/>
             <w:vAlign w:val="center"/>
           </w:tcPr>
@@ -1100,7 +1100,7 @@
         <w:trPr/>
         <w:tc>
           <w:tcPr>
-            <w:tcW w:w="3107" w:type="dxa"/>
+            <w:tcW w:w="2790" w:type="dxa"/>
             <w:tcBorders/>
             <w:vAlign w:val="center"/>
           </w:tcPr>
@@ -1121,7 +1121,7 @@
         </w:tc>
         <w:tc>
           <w:tcPr>
-            <w:tcW w:w="8232" w:type="dxa"/>
+            <w:tcW w:w="8549" w:type="dxa"/>
             <w:tcBorders/>
             <w:vAlign w:val="center"/>
           </w:tcPr>
@@ -2444,7 +2444,7 @@
       </w:r>
       <w:r>
         <w:rPr/>
-        <w:t xml:space="preserve">, a </w:t>
+        <w:t xml:space="preserve"> and a </w:t>
       </w:r>
       <w:r>
         <w:rPr>
@@ -2454,17 +2454,7 @@
       </w:r>
       <w:r>
         <w:rPr/>
-        <w:t xml:space="preserve"> (relative to the vault) and optionally </w:t>
-      </w:r>
-      <w:r>
-        <w:rPr>
-          <w:rStyle w:val="SourceText"/>
-        </w:rPr>
-        <w:t>board</w:t>
-      </w:r>
-      <w:r>
-        <w:rPr/>
-        <w:t xml:space="preserve"> (default </w:t>
+        <w:t xml:space="preserve"> (relative to the vault). The board file is always </w:t>
       </w:r>
       <w:r>
         <w:rPr>
@@ -2474,17 +2464,7 @@
       </w:r>
       <w:r>
         <w:rPr/>
-        <w:t xml:space="preserve">) and </w:t>
-      </w:r>
-      <w:r>
-        <w:rPr>
-          <w:rStyle w:val="SourceText"/>
-        </w:rPr>
-        <w:t>columns</w:t>
-      </w:r>
-      <w:r>
-        <w:rPr/>
-        <w:t xml:space="preserve"> (your lane names). A repository that ran </w:t>
+        <w:t xml:space="preserve"> and its lanes are always Backlog, Ready, In Progress, Review and Done; a board that uses other names is renamed by hand. A repository that ran </w:t>
       </w:r>
       <w:r>
         <w:rPr>
@@ -2598,7 +2578,7 @@
             </w:pPr>
             <w:r>
               <w:rPr/>
-              <w:t>Lane (default name)</w:t>
+              <w:t>Lane</w:t>
             </w:r>
           </w:p>
         </w:tc>
@@ -7386,7 +7366,7 @@
       </w:r>
       <w:r>
         <w:rPr/>
-        <w:t xml:space="preserve"> vault, even if the repo lists it. </w:t>
+        <w:t xml:space="preserve"> vault. </w:t>
       </w:r>
     </w:p>
     <w:p>
@@ -7408,7 +7388,7 @@
       </w:pPr>
       <w:r>
         <w:rPr/>
-        <w:t xml:space="preserve">A repo can set its own order in its crew config: </w:t>
+        <w:t xml:space="preserve">The vault order is the machine's roles, not a crew setting (the </w:t>
       </w:r>
       <w:r>
         <w:rPr>
@@ -7418,7 +7398,7 @@
       </w:r>
       <w:r>
         <w:rPr/>
-        <w:t xml:space="preserve"> (an ordered list of names) and </w:t>
+        <w:t xml:space="preserve"> list was removed), and the answer is capped at 800 characters (fixed; </w:t>
       </w:r>
       <w:r>
         <w:rPr>
@@ -7428,7 +7408,7 @@
       </w:r>
       <w:r>
         <w:rPr/>
-        <w:t xml:space="preserve"> (default 800). Snippets come back in that vault order first, then in the order the search ranked them. </w:t>
+        <w:t xml:space="preserve"> was removed). Snippets come back in that vault order first, then in the order the search ranked them. </w:t>
       </w:r>
     </w:p>
     <w:p>
@@ -7450,7 +7430,7 @@
       </w:pPr>
       <w:r>
         <w:rPr/>
-        <w:t xml:space="preserve">Each recall names the repo's project, so that notes of this project rank first inside each vault: </w:t>
+        <w:t xml:space="preserve">Each recall names the repo's project, so that notes of this project rank first inside each vault: the main checkout's directory name (the </w:t>
       </w:r>
       <w:r>
         <w:rPr>
@@ -7460,7 +7440,7 @@
       </w:r>
       <w:r>
         <w:rPr/>
-        <w:t xml:space="preserve"> (a list of names, repo-only) when set, otherwise the main checkout's directory name (a linked worktree reports the main checkout's name). crew sends it as </w:t>
+        <w:t xml:space="preserve"> list was removed; a linked worktree reports the main checkout's name). crew sends it as </w:t>
       </w:r>
       <w:r>
         <w:rPr>
@@ -7540,17 +7520,7 @@
       </w:r>
       <w:r>
         <w:rPr/>
-        <w:t xml:space="preserve"> when no project was sent or no call answered with JSON. Set </w:t>
-      </w:r>
-      <w:r>
-        <w:rPr>
-          <w:rStyle w:val="SourceText"/>
-        </w:rPr>
-        <w:t>memory.recall.projects</w:t>
-      </w:r>
-      <w:r>
-        <w:rPr/>
-        <w:t xml:space="preserve"> when the vault's </w:t>
+        <w:t xml:space="preserve"> when no project was sent or no call answered with JSON. When the vault's </w:t>
       </w:r>
       <w:r>
         <w:rPr>
@@ -7560,7 +7530,17 @@
       </w:r>
       <w:r>
         <w:rPr/>
-        <w:t xml:space="preserve"> values do not match the checkout's folder name. </w:t>
+        <w:t xml:space="preserve"> values do not match the checkout's folder name, change the notes' </w:t>
+      </w:r>
+      <w:r>
+        <w:rPr>
+          <w:rStyle w:val="SourceText"/>
+        </w:rPr>
+        <w:t>project:</w:t>
+      </w:r>
+      <w:r>
+        <w:rPr/>
+        <w:t xml:space="preserve"> values. </w:t>
       </w:r>
     </w:p>
     <w:p>
